--- a/lesson-17.docx
+++ b/lesson-17.docx
@@ -5,20 +5,16 @@
     <w:p>
       <w:pPr>
         <w:pStyle w:val="Heading2"/>
-      </w:pPr>
-      <w:proofErr w:type="spellStart"/>
-      <w:r>
-        <w:t>Скучная</w:t>
-      </w:r>
-      <w:proofErr w:type="spellEnd"/>
-      <w:r>
-        <w:t xml:space="preserve"> </w:t>
-      </w:r>
-      <w:proofErr w:type="spellStart"/>
-      <w:r>
-        <w:t>этика</w:t>
-      </w:r>
-      <w:proofErr w:type="spellEnd"/>
+        <w:rPr>
+          <w:lang w:val="ru-RU"/>
+        </w:rPr>
+      </w:pPr>
+      <w:r>
+        <w:rPr>
+          <w:lang w:val="ru-RU"/>
+        </w:rPr>
+        <w:t>Скучная этика</w:t>
+      </w:r>
     </w:p>
     <w:p>
       <w:pPr>
@@ -201,49 +197,49 @@
     </w:p>
     <w:p>
       <w:pPr>
-        <w:rPr>
-          <w:rFonts w:ascii="Times New Roman" w:hAnsi="Times New Roman" w:cs="Times New Roman"/>
-          <w:sz w:val="24"/>
-          <w:szCs w:val="24"/>
-          <w:lang w:val="ru-RU"/>
-        </w:rPr>
-      </w:pPr>
-      <w:proofErr w:type="gramStart"/>
-      <w:r>
-        <w:rPr>
-          <w:rFonts w:ascii="Times New Roman" w:hAnsi="Times New Roman" w:cs="Times New Roman"/>
-          <w:sz w:val="24"/>
-          <w:szCs w:val="24"/>
-          <w:lang w:val="ru-RU"/>
-        </w:rPr>
-        <w:t>![</w:t>
-      </w:r>
-      <w:proofErr w:type="gramEnd"/>
-      <w:r>
-        <w:rPr>
-          <w:rFonts w:ascii="Times New Roman" w:hAnsi="Times New Roman" w:cs="Times New Roman"/>
-          <w:sz w:val="24"/>
-          <w:szCs w:val="24"/>
-          <w:lang w:val="ru-RU"/>
-        </w:rPr>
-        <w:t>[Философия ликбез часть 2.</w:t>
-      </w:r>
-      <w:r>
-        <w:rPr>
-          <w:rFonts w:ascii="Times New Roman" w:hAnsi="Times New Roman" w:cs="Times New Roman"/>
-          <w:sz w:val="24"/>
-          <w:szCs w:val="24"/>
-        </w:rPr>
-        <w:t>jpeg</w:t>
-      </w:r>
-      <w:r>
-        <w:rPr>
-          <w:rFonts w:ascii="Times New Roman" w:hAnsi="Times New Roman" w:cs="Times New Roman"/>
-          <w:sz w:val="24"/>
-          <w:szCs w:val="24"/>
-          <w:lang w:val="ru-RU"/>
-        </w:rPr>
-        <w:t>]]</w:t>
+        <w:autoSpaceDE w:val="0"/>
+        <w:autoSpaceDN w:val="0"/>
+        <w:adjustRightInd w:val="0"/>
+        <w:spacing w:after="0"/>
+        <w:rPr>
+          <w:rFonts w:ascii="Helvetica Neue" w:hAnsi="Helvetica Neue" w:cs="Helvetica Neue"/>
+          <w:sz w:val="26"/>
+          <w:szCs w:val="26"/>
+          <w:lang w:val="en-GB"/>
+        </w:rPr>
+      </w:pPr>
+      <w:r>
+        <w:rPr>
+          <w:rFonts w:ascii="Helvetica Neue" w:hAnsi="Helvetica Neue" w:cs="Helvetica Neue"/>
+          <w:noProof/>
+          <w:sz w:val="26"/>
+          <w:szCs w:val="26"/>
+          <w:lang w:val="en-GB"/>
+        </w:rPr>
+        <w:pict>
+          <v:shapetype id="_x0000_t75" coordsize="21600,21600" o:spt="75" o:preferrelative="t" path="m@4@5l@4@11@9@11@9@5xe" filled="f" stroked="f">
+            <v:stroke joinstyle="miter"/>
+            <v:formulas>
+              <v:f eqn="if lineDrawn pixelLineWidth 0"/>
+              <v:f eqn="sum @0 1 0"/>
+              <v:f eqn="sum 0 0 @1"/>
+              <v:f eqn="prod @2 1 2"/>
+              <v:f eqn="prod @3 21600 pixelWidth"/>
+              <v:f eqn="prod @3 21600 pixelHeight"/>
+              <v:f eqn="sum @0 0 1"/>
+              <v:f eqn="prod @6 1 2"/>
+              <v:f eqn="prod @7 21600 pixelWidth"/>
+              <v:f eqn="sum @8 21600 0"/>
+              <v:f eqn="prod @7 21600 pixelHeight"/>
+              <v:f eqn="sum @10 21600 0"/>
+            </v:formulas>
+            <v:path o:extrusionok="f" gradientshapeok="t" o:connecttype="rect"/>
+            <o:lock v:ext="edit" aspectratio="t"/>
+          </v:shapetype>
+          <v:shape id="_x0000_i1025" type="#_x0000_t75" alt="" style="width:237.1pt;height:306.6pt;rotation:90;mso-width-percent:0;mso-height-percent:0;mso-width-percent:0;mso-height-percent:0">
+            <v:imagedata r:id="rId5" o:title=""/>
+          </v:shape>
+        </w:pict>
       </w:r>
     </w:p>
     <w:p>
@@ -255,13 +251,24 @@
           <w:lang w:val="ru-RU"/>
         </w:rPr>
       </w:pPr>
-      <w:r>
-        <w:rPr>
-          <w:rFonts w:ascii="Times New Roman" w:hAnsi="Times New Roman" w:cs="Times New Roman"/>
-          <w:sz w:val="24"/>
-          <w:szCs w:val="24"/>
-          <w:lang w:val="ru-RU"/>
-        </w:rPr>
+    </w:p>
+    <w:p>
+      <w:pPr>
+        <w:rPr>
+          <w:rFonts w:ascii="Times New Roman" w:hAnsi="Times New Roman" w:cs="Times New Roman"/>
+          <w:sz w:val="24"/>
+          <w:szCs w:val="24"/>
+          <w:lang w:val="ru-RU"/>
+        </w:rPr>
+      </w:pPr>
+      <w:r>
+        <w:rPr>
+          <w:rFonts w:ascii="Times New Roman" w:hAnsi="Times New Roman" w:cs="Times New Roman"/>
+          <w:sz w:val="24"/>
+          <w:szCs w:val="24"/>
+          <w:lang w:val="ru-RU"/>
+        </w:rPr>
+        <w:lastRenderedPageBreak/>
         <w:t>Так выглядит этическая картина мира. В некотором смысле знание здесь ставится под вопрос или даже игнорируется. В этой ветви картины мира человек хочется достичь цели (</w:t>
       </w:r>
       <w:proofErr w:type="spellStart"/>
@@ -542,9 +549,21 @@
     <w:p>
       <w:pPr>
         <w:pStyle w:val="Heading2"/>
-      </w:pPr>
-      <w:r>
-        <w:t>Memento mori</w:t>
+        <w:rPr>
+          <w:lang w:val="ru-RU"/>
+        </w:rPr>
+      </w:pPr>
+      <w:r>
+        <w:t>Memento</w:t>
+      </w:r>
+      <w:r>
+        <w:rPr>
+          <w:lang w:val="ru-RU"/>
+        </w:rPr>
+        <w:t xml:space="preserve"> </w:t>
+      </w:r>
+      <w:r>
+        <w:t>mori</w:t>
       </w:r>
     </w:p>
     <w:p>
@@ -896,17 +915,7 @@
           <w:szCs w:val="24"/>
           <w:lang w:val="ru-RU"/>
         </w:rPr>
-        <w:t xml:space="preserve"> — безмятежность, </w:t>
-      </w:r>
-      <w:r>
-        <w:rPr>
-          <w:rFonts w:ascii="Times New Roman" w:hAnsi="Times New Roman" w:cs="Times New Roman"/>
-          <w:sz w:val="24"/>
-          <w:szCs w:val="24"/>
-          <w:lang w:val="ru-RU"/>
-        </w:rPr>
-        <w:lastRenderedPageBreak/>
-        <w:t>спокойствие, отсутствие тревоги</w:t>
+        <w:t xml:space="preserve"> — безмятежность, спокойствие, отсутствие тревоги</w:t>
       </w:r>
       <w:r>
         <w:rPr>
@@ -1350,6 +1359,7 @@
           <w:szCs w:val="24"/>
           <w:lang w:val="ru-RU"/>
         </w:rPr>
+        <w:lastRenderedPageBreak/>
         <w:t xml:space="preserve">Какая из перспектив здесь настоящая, подлинная? Античная этика выбирает тактику «от первого лица», чтобы достичь </w:t>
       </w:r>
       <w:r>
@@ -1622,7 +1632,6 @@
         <w:rPr>
           <w:lang w:val="ru-RU"/>
         </w:rPr>
-        <w:lastRenderedPageBreak/>
         <w:t>Диоген Синопский</w:t>
       </w:r>
     </w:p>
@@ -2239,6 +2248,7 @@
         <w:rPr>
           <w:lang w:val="ru-RU"/>
         </w:rPr>
+        <w:lastRenderedPageBreak/>
         <w:t>Ситуация: актер, выступающий в театре. Актер субъект или объект? Так как на актера все смотрят, и он это чувствует, значит он объект. Но! Актер создает образ, воздействующий на публику. Публика, пришедшая посмотреть спектакль, видит образ, то есть то, чего нет, ловушку. Актер с помощью образа вызывает некоторые эмоциональные реакции, и тогда публика здесь является объектом. Актер управляет публикой, вводя её в такие эмоциональные состояния, какие хочет. Он ею манипулирует.</w:t>
       </w:r>
     </w:p>
@@ -2646,7 +2656,6 @@
         <w:rPr>
           <w:lang w:val="ru-RU"/>
         </w:rPr>
-        <w:lastRenderedPageBreak/>
         <w:t xml:space="preserve">Если бы Диоген был при жизни разоблачен, он перестал бы быть </w:t>
       </w:r>
       <w:r>

--- a/lesson-17.docx
+++ b/lesson-17.docx
@@ -4,6 +4,97 @@
   <w:body>
     <w:p>
       <w:pPr>
+        <w:rPr>
+          <w:lang w:val="ru-RU"/>
+        </w:rPr>
+      </w:pPr>
+      <w:r>
+        <w:rPr>
+          <w:lang w:val="ru-RU"/>
+        </w:rPr>
+        <w:t>#87. Этика как философская дисциплина не является описанием социальных норм поведения; её главный вопрос – «как действовать именно мне? какую модель поведения выбрать?», что означает личную ответственность и выбор, который не гарантирован никакими «общими правилами» и не оправдывается ими;</w:t>
+      </w:r>
+    </w:p>
+    <w:p>
+      <w:pPr>
+        <w:rPr>
+          <w:lang w:val="ru-RU"/>
+        </w:rPr>
+      </w:pPr>
+      <w:r>
+        <w:rPr>
+          <w:lang w:val="ru-RU"/>
+        </w:rPr>
+        <w:t>#88. Этика не сводится только к выбору модели поведения: её задача прояснить, кто именно делает выбор; отождествление себя с «человеком» (биологическим видом, социальным существом) является тривиальным и не раскрывает что именно стоит за нашим «Я»;</w:t>
+      </w:r>
+    </w:p>
+    <w:p>
+      <w:pPr>
+        <w:rPr>
+          <w:lang w:val="ru-RU"/>
+        </w:rPr>
+      </w:pPr>
+      <w:r>
+        <w:rPr>
+          <w:lang w:val="ru-RU"/>
+        </w:rPr>
+        <w:t>#89. Античная этика отказывается от «знания» как от безусловной ценности, поскольку определённые типы знания могут причинять вред: например, знание о собственной смертности порождает страх (фобос) и смятение / тревогу (тарахе), которые мешают достичь конечной цели древнего мира – обрести желаемое эмоциональное состояние;</w:t>
+      </w:r>
+    </w:p>
+    <w:p>
+      <w:pPr>
+        <w:rPr>
+          <w:lang w:val="ru-RU"/>
+        </w:rPr>
+      </w:pPr>
+      <w:r>
+        <w:rPr>
+          <w:lang w:val="ru-RU"/>
+        </w:rPr>
+        <w:t>#90. Этический поворот: мысль о собственной смертности возникает, когда мы смотрим на себя «как на объект» (третье лицо), но в перспективе субъекта («я есть наблюдатель»), которая является первичной и подлинной, смерть не может быть зафиксирована напрямую; этот сдвиг между «видеть самому» и «быть увиденным со стороны» рождает внутренний конфликт, который является ценой нашей социализации; задача в том, чтобы его устранить – достичь невозмутимости / безмятежности (атараксии), сделавшись независимым от социума, но при этом не покидая его;</w:t>
+      </w:r>
+    </w:p>
+    <w:p>
+      <w:pPr>
+        <w:rPr>
+          <w:lang w:val="ru-RU"/>
+        </w:rPr>
+      </w:pPr>
+      <w:r>
+        <w:rPr>
+          <w:lang w:val="ru-RU"/>
+        </w:rPr>
+        <w:t>#91. Диоген Синопский: в основе социализации лежит стыд (айдос), который удерживает нас в рамках «приличий», и поэтому следует выбрать стратегию сознательного «бесстыдства» (анайдея), показывающую условность и искусственность социальных норм: через парресию (откровенное предъявление неудобной истины), «играя роль собаки», поставить под сомнение «человеческое» в тех, кто гордится своей цивилизованностью;</w:t>
+      </w:r>
+    </w:p>
+    <w:p>
+      <w:pPr>
+        <w:rPr>
+          <w:lang w:val="ru-RU"/>
+        </w:rPr>
+      </w:pPr>
+      <w:r>
+        <w:rPr>
+          <w:lang w:val="ru-RU"/>
+        </w:rPr>
+        <w:t>#92. «Инверсия» зрителя и актёра: Диоген не просто совершает «постыдные поступки», а проворачивает целый «спектакль», в котором сам становится главным субъектом (актером, представляющим некий «образ»), а возмущённая публика – объектом его манипуляции («программирование» её эмоциональных реакций); при этом, в отличие от актера, он «застрахован» от провала и последующего за ним стыда, поскольку его «образ» – это именно совершение постыдных действий (анайдея); тем самым относительно социума он занимает позицию наблюдающего (неуязвимого "манипулятора") – и становится независимым от мнения / оценок других;</w:t>
+      </w:r>
+    </w:p>
+    <w:p>
+      <w:pPr>
+        <w:rPr>
+          <w:lang w:val="ru-RU"/>
+        </w:rPr>
+      </w:pPr>
+      <w:r>
+        <w:rPr>
+          <w:lang w:val="ru-RU"/>
+        </w:rPr>
+        <w:t>#93. Стратегия Диогена не поддаётся простому копированию: как только её «раскрывают», она теряет эффект: исторически продолжателями (и разоблачителями) киников стали стоики, которые взяли идеи бесстрастия, невозмутимости и свободы от мнения толпы, но переработали, развили их в иное учение, где не просто систематически ставится под вопрос (Диоген), а раскрывается сущность нашего "Я" – этической инстанции, совершающей выбор.</w:t>
+      </w:r>
+    </w:p>
+    <w:p>
+      <w:pPr>
         <w:pStyle w:val="Heading2"/>
         <w:rPr>
           <w:lang w:val="ru-RU"/>
@@ -46,6 +137,7 @@
         <w:rPr>
           <w:lang w:val="ru-RU"/>
         </w:rPr>
+        <w:lastRenderedPageBreak/>
         <w:t>Первый нюанс понимания этики</w:t>
       </w:r>
     </w:p>
@@ -236,7 +328,7 @@
             <v:path o:extrusionok="f" gradientshapeok="t" o:connecttype="rect"/>
             <o:lock v:ext="edit" aspectratio="t"/>
           </v:shapetype>
-          <v:shape id="_x0000_i1025" type="#_x0000_t75" alt="" style="width:237.1pt;height:306.6pt;rotation:90;mso-width-percent:0;mso-height-percent:0;mso-width-percent:0;mso-height-percent:0">
+          <v:shape id="_x0000_i1025" type="#_x0000_t75" alt="" style="width:306.15pt;height:237.65pt;rotation:90;mso-width-percent:0;mso-height-percent:0;mso-width-percent:0;mso-height-percent:0">
             <v:imagedata r:id="rId5" o:title=""/>
           </v:shape>
         </w:pict>
@@ -268,10 +360,8 @@
           <w:szCs w:val="24"/>
           <w:lang w:val="ru-RU"/>
         </w:rPr>
-        <w:lastRenderedPageBreak/>
         <w:t>Так выглядит этическая картина мира. В некотором смысле знание здесь ставится под вопрос или даже игнорируется. В этой ветви картины мира человек хочется достичь цели (</w:t>
       </w:r>
-      <w:proofErr w:type="spellStart"/>
       <w:r>
         <w:rPr>
           <w:rFonts w:ascii="Times New Roman" w:hAnsi="Times New Roman" w:cs="Times New Roman"/>
@@ -283,7 +373,6 @@
         </w:rPr>
         <w:t>эвдеймонии</w:t>
       </w:r>
-      <w:proofErr w:type="spellEnd"/>
       <w:r>
         <w:rPr>
           <w:rFonts w:ascii="Times New Roman" w:hAnsi="Times New Roman" w:cs="Times New Roman"/>
@@ -685,7 +774,6 @@
         </w:rPr>
         <w:t xml:space="preserve">но знание об этом может мне навредить в доступе к </w:t>
       </w:r>
-      <w:proofErr w:type="spellStart"/>
       <w:r>
         <w:rPr>
           <w:rFonts w:ascii="Times New Roman" w:hAnsi="Times New Roman" w:cs="Times New Roman"/>
@@ -697,7 +785,6 @@
         </w:rPr>
         <w:t>эвдеймонии</w:t>
       </w:r>
-      <w:proofErr w:type="spellEnd"/>
       <w:r>
         <w:rPr>
           <w:rFonts w:ascii="Times New Roman" w:hAnsi="Times New Roman" w:cs="Times New Roman"/>
@@ -707,37 +794,15 @@
         </w:rPr>
         <w:t xml:space="preserve">. Более того, само знание о том, что я смертен, мешает мне его получить, потому что я испытываю </w:t>
       </w:r>
-      <w:proofErr w:type="spellStart"/>
-      <w:r>
-        <w:rPr>
-          <w:rFonts w:ascii="Times New Roman" w:hAnsi="Times New Roman" w:cs="Times New Roman"/>
-          <w:sz w:val="24"/>
-          <w:szCs w:val="24"/>
-          <w:lang w:val="ru-RU"/>
-        </w:rPr>
-        <w:t>φό</w:t>
-      </w:r>
-      <w:proofErr w:type="spellEnd"/>
-      <w:r>
-        <w:rPr>
-          <w:rFonts w:ascii="Times New Roman" w:hAnsi="Times New Roman" w:cs="Times New Roman"/>
-          <w:sz w:val="24"/>
-          <w:szCs w:val="24"/>
-          <w:lang w:val="ru-RU"/>
-        </w:rPr>
-        <w:t>β</w:t>
-      </w:r>
-      <w:proofErr w:type="spellStart"/>
-      <w:r>
-        <w:rPr>
-          <w:rFonts w:ascii="Times New Roman" w:hAnsi="Times New Roman" w:cs="Times New Roman"/>
-          <w:sz w:val="24"/>
-          <w:szCs w:val="24"/>
-          <w:lang w:val="ru-RU"/>
-        </w:rPr>
-        <w:t>ος</w:t>
-      </w:r>
-      <w:proofErr w:type="spellEnd"/>
+      <w:r>
+        <w:rPr>
+          <w:rFonts w:ascii="Times New Roman" w:hAnsi="Times New Roman" w:cs="Times New Roman"/>
+          <w:sz w:val="24"/>
+          <w:szCs w:val="24"/>
+          <w:lang w:val="ru-RU"/>
+        </w:rPr>
+        <w:t>φόβος</w:t>
+      </w:r>
       <w:r>
         <w:rPr>
           <w:rFonts w:ascii="Times New Roman" w:hAnsi="Times New Roman" w:cs="Times New Roman"/>
@@ -756,7 +821,6 @@
         </w:rPr>
         <w:t>[</w:t>
       </w:r>
-      <w:proofErr w:type="spellStart"/>
       <w:r>
         <w:rPr>
           <w:rFonts w:ascii="Times New Roman" w:hAnsi="Times New Roman" w:cs="Times New Roman"/>
@@ -768,7 +832,6 @@
         </w:rPr>
         <w:t>фобос</w:t>
       </w:r>
-      <w:proofErr w:type="spellEnd"/>
       <w:r>
         <w:rPr>
           <w:rFonts w:ascii="Times New Roman" w:hAnsi="Times New Roman" w:cs="Times New Roman"/>
@@ -794,29 +857,8 @@
           <w:szCs w:val="24"/>
           <w:lang w:val="ru-RU"/>
         </w:rPr>
-        <w:t>ταρα</w:t>
-      </w:r>
-      <w:proofErr w:type="spellStart"/>
-      <w:r>
-        <w:rPr>
-          <w:rFonts w:ascii="Times New Roman" w:hAnsi="Times New Roman" w:cs="Times New Roman"/>
-          <w:sz w:val="24"/>
-          <w:szCs w:val="24"/>
-          <w:lang w:val="ru-RU"/>
-        </w:rPr>
-        <w:t>χή</w:t>
-      </w:r>
-      <w:proofErr w:type="spellEnd"/>
-      <w:r>
-        <w:rPr>
-          <w:rFonts w:ascii="Times New Roman" w:hAnsi="Times New Roman" w:cs="Times New Roman"/>
-          <w:sz w:val="24"/>
-          <w:szCs w:val="24"/>
-          <w:lang w:val="ru-RU"/>
-        </w:rPr>
-        <w:t xml:space="preserve"> [</w:t>
-      </w:r>
-      <w:proofErr w:type="spellStart"/>
+        <w:t>ταραχή [</w:t>
+      </w:r>
       <w:r>
         <w:rPr>
           <w:rFonts w:ascii="Times New Roman" w:hAnsi="Times New Roman" w:cs="Times New Roman"/>
@@ -839,7 +881,6 @@
         </w:rPr>
         <w:t>э</w:t>
       </w:r>
-      <w:proofErr w:type="spellEnd"/>
       <w:r>
         <w:rPr>
           <w:rFonts w:ascii="Times New Roman" w:hAnsi="Times New Roman" w:cs="Times New Roman"/>
@@ -876,7 +917,6 @@
         </w:rPr>
         <w:t xml:space="preserve">. Тревогу я испытываю чаще, она фоном проносится через всю жизнь, и в этом смысле та форма, которую принимает </w:t>
       </w:r>
-      <w:proofErr w:type="spellStart"/>
       <w:r>
         <w:rPr>
           <w:rFonts w:ascii="Times New Roman" w:hAnsi="Times New Roman" w:cs="Times New Roman"/>
@@ -888,7 +928,6 @@
         </w:rPr>
         <w:t>эвдеймония</w:t>
       </w:r>
-      <w:proofErr w:type="spellEnd"/>
       <w:r>
         <w:rPr>
           <w:rFonts w:ascii="Times New Roman" w:hAnsi="Times New Roman" w:cs="Times New Roman"/>
@@ -1112,7 +1151,6 @@
           <w:szCs w:val="24"/>
         </w:rPr>
       </w:pPr>
-      <w:proofErr w:type="spellStart"/>
       <w:r>
         <w:rPr>
           <w:rFonts w:ascii="Times New Roman" w:hAnsi="Times New Roman" w:cs="Times New Roman"/>
@@ -1121,53 +1159,8 @@
           <w:sz w:val="24"/>
           <w:szCs w:val="24"/>
         </w:rPr>
-        <w:t>От</w:t>
-      </w:r>
-      <w:proofErr w:type="spellEnd"/>
-      <w:r>
-        <w:rPr>
-          <w:rFonts w:ascii="Times New Roman" w:hAnsi="Times New Roman" w:cs="Times New Roman"/>
-          <w:b/>
-          <w:bCs/>
-          <w:sz w:val="24"/>
-          <w:szCs w:val="24"/>
-        </w:rPr>
-        <w:t xml:space="preserve"> </w:t>
-      </w:r>
-      <w:proofErr w:type="spellStart"/>
-      <w:r>
-        <w:rPr>
-          <w:rFonts w:ascii="Times New Roman" w:hAnsi="Times New Roman" w:cs="Times New Roman"/>
-          <w:b/>
-          <w:bCs/>
-          <w:sz w:val="24"/>
-          <w:szCs w:val="24"/>
-        </w:rPr>
-        <w:t>первого</w:t>
-      </w:r>
-      <w:proofErr w:type="spellEnd"/>
-      <w:r>
-        <w:rPr>
-          <w:rFonts w:ascii="Times New Roman" w:hAnsi="Times New Roman" w:cs="Times New Roman"/>
-          <w:b/>
-          <w:bCs/>
-          <w:sz w:val="24"/>
-          <w:szCs w:val="24"/>
-        </w:rPr>
-        <w:t xml:space="preserve"> </w:t>
-      </w:r>
-      <w:proofErr w:type="spellStart"/>
-      <w:r>
-        <w:rPr>
-          <w:rFonts w:ascii="Times New Roman" w:hAnsi="Times New Roman" w:cs="Times New Roman"/>
-          <w:b/>
-          <w:bCs/>
-          <w:sz w:val="24"/>
-          <w:szCs w:val="24"/>
-        </w:rPr>
-        <w:t>лица</w:t>
-      </w:r>
-      <w:proofErr w:type="spellEnd"/>
+        <w:t>От первого лица</w:t>
+      </w:r>
     </w:p>
     <w:p>
       <w:pPr>
@@ -1651,56 +1644,16 @@
           <w:szCs w:val="24"/>
           <w:lang w:val="ru-RU"/>
         </w:rPr>
-        <w:t xml:space="preserve">Главная </w:t>
-      </w:r>
-      <w:proofErr w:type="spellStart"/>
-      <w:r>
-        <w:rPr>
-          <w:rFonts w:ascii="Times New Roman" w:hAnsi="Times New Roman" w:cs="Times New Roman"/>
-          <w:sz w:val="24"/>
-          <w:szCs w:val="24"/>
-          <w:lang w:val="ru-RU"/>
-        </w:rPr>
-        <w:t>п</w:t>
-      </w:r>
-      <w:r>
-        <w:rPr>
-          <w:rFonts w:ascii="Times New Roman" w:hAnsi="Times New Roman" w:cs="Times New Roman"/>
-          <w:sz w:val="24"/>
-          <w:szCs w:val="24"/>
-          <w:lang w:val="ru-RU"/>
-        </w:rPr>
-        <w:t>облема</w:t>
-      </w:r>
-      <w:proofErr w:type="spellEnd"/>
-      <w:r>
-        <w:rPr>
-          <w:rFonts w:ascii="Times New Roman" w:hAnsi="Times New Roman" w:cs="Times New Roman"/>
-          <w:sz w:val="24"/>
-          <w:szCs w:val="24"/>
-          <w:lang w:val="ru-RU"/>
-        </w:rPr>
-        <w:t xml:space="preserve"> Диогена в том, что он ничего содержательного не говорил и не записывал. Все, что от него осталось — это его действия. И все, что нужно делать с Диогеном и киниками — анализировать действия, но не слушать то, что они говорили. Ниже речь идет о том, что у </w:t>
-      </w:r>
-      <w:proofErr w:type="spellStart"/>
-      <w:r>
-        <w:rPr>
-          <w:rFonts w:ascii="Times New Roman" w:hAnsi="Times New Roman" w:cs="Times New Roman"/>
-          <w:sz w:val="24"/>
-          <w:szCs w:val="24"/>
-          <w:lang w:val="ru-RU"/>
-        </w:rPr>
-        <w:t>диогена</w:t>
-      </w:r>
-      <w:proofErr w:type="spellEnd"/>
-      <w:r>
-        <w:rPr>
-          <w:rFonts w:ascii="Times New Roman" w:hAnsi="Times New Roman" w:cs="Times New Roman"/>
-          <w:sz w:val="24"/>
-          <w:szCs w:val="24"/>
-          <w:lang w:val="ru-RU"/>
-        </w:rPr>
-        <w:t xml:space="preserve"> была стратегия, о которой он не рассказывал.</w:t>
+        <w:t>Главная п</w:t>
+      </w:r>
+      <w:r>
+        <w:rPr>
+          <w:rFonts w:ascii="Times New Roman" w:hAnsi="Times New Roman" w:cs="Times New Roman"/>
+          <w:sz w:val="24"/>
+          <w:szCs w:val="24"/>
+          <w:lang w:val="ru-RU"/>
+        </w:rPr>
+        <w:t>облема Диогена в том, что он ничего содержательного не говорил и не записывал. Все, что от него осталось — это его действия. И все, что нужно делать с Диогеном и киниками — анализировать действия, но не слушать то, что они говорили. Ниже речь идет о том, что у диогена была стратегия, о которой он не рассказывал.</w:t>
       </w:r>
     </w:p>
     <w:p>
@@ -1727,18 +1680,8 @@
           <w:sz w:val="24"/>
           <w:szCs w:val="24"/>
         </w:rPr>
-        <w:t>α</w:t>
-      </w:r>
-      <w:proofErr w:type="spellStart"/>
-      <w:r>
-        <w:rPr>
-          <w:rFonts w:ascii="Times New Roman" w:hAnsi="Times New Roman" w:cs="Times New Roman"/>
-          <w:sz w:val="24"/>
-          <w:szCs w:val="24"/>
-        </w:rPr>
-        <w:t>ἰδώς</w:t>
-      </w:r>
-      <w:proofErr w:type="spellEnd"/>
+        <w:t>αἰδώς</w:t>
+      </w:r>
       <w:r>
         <w:rPr>
           <w:rFonts w:ascii="Times New Roman" w:hAnsi="Times New Roman" w:cs="Times New Roman"/>
@@ -1748,7 +1691,6 @@
         </w:rPr>
         <w:t xml:space="preserve"> [</w:t>
       </w:r>
-      <w:proofErr w:type="spellStart"/>
       <w:r>
         <w:rPr>
           <w:rFonts w:ascii="Times New Roman" w:hAnsi="Times New Roman" w:cs="Times New Roman"/>
@@ -1761,7 +1703,6 @@
         </w:rPr>
         <w:t>айдос</w:t>
       </w:r>
-      <w:proofErr w:type="spellEnd"/>
       <w:r>
         <w:rPr>
           <w:rFonts w:ascii="Times New Roman" w:hAnsi="Times New Roman" w:cs="Times New Roman"/>
